--- a/Project Task Allocation Details.docx
+++ b/Project Task Allocation Details.docx
@@ -1068,10 +1068,7 @@
       </w:pPr>
       <w:r>
         <w:lastRenderedPageBreak/>
-        <w:t>Marta</w:t>
-      </w:r>
-      <w:r>
-        <w:t>: Data Pipeline &amp; EDA Lead</w:t>
+        <w:t>Marta: Data Pipeline &amp; EDA Lead</w:t>
       </w:r>
     </w:p>
     <w:p>
@@ -1564,10 +1561,7 @@
       </w:pPr>
       <w:r>
         <w:lastRenderedPageBreak/>
-        <w:t>Anna</w:t>
-      </w:r>
-      <w:r>
-        <w:t xml:space="preserve">: Random Forest &amp; </w:t>
+        <w:t xml:space="preserve">Anna: Random Forest &amp; </w:t>
       </w:r>
       <w:proofErr w:type="spellStart"/>
       <w:r>
@@ -1986,10 +1980,7 @@
       </w:pPr>
       <w:r>
         <w:lastRenderedPageBreak/>
-        <w:t>Weidong</w:t>
-      </w:r>
-      <w:r>
-        <w:t>: AdaBoost &amp; MLP Neural Network Modeler</w:t>
+        <w:t>Weidong: AdaBoost &amp; MLP Neural Network Modeler</w:t>
       </w:r>
     </w:p>
     <w:p>
@@ -2393,10 +2384,7 @@
       </w:pPr>
       <w:r>
         <w:lastRenderedPageBreak/>
-        <w:t>Zuzia</w:t>
-      </w:r>
-      <w:r>
-        <w:t>: Integration, Comparison &amp; Testing</w:t>
+        <w:t>Zuzia: Integration, Comparison &amp; Testing</w:t>
       </w:r>
     </w:p>
     <w:p>
@@ -2839,7 +2827,7 @@
     </w:p>
     <w:tbl>
       <w:tblPr>
-        <w:tblW w:w="9360" w:type="dxa"/>
+        <w:tblW w:w="8317" w:type="dxa"/>
         <w:tblBorders>
           <w:top w:val="single" w:sz="4" w:space="0" w:color="auto"/>
           <w:left w:val="single" w:sz="4" w:space="0" w:color="auto"/>
@@ -2855,7 +2843,6 @@
         <w:tblLook w:val="0000" w:firstRow="0" w:lastRow="0" w:firstColumn="0" w:lastColumn="0" w:noHBand="0" w:noVBand="0"/>
       </w:tblPr>
       <w:tblGrid>
-        <w:gridCol w:w="1043"/>
         <w:gridCol w:w="2900"/>
         <w:gridCol w:w="2887"/>
         <w:gridCol w:w="2530"/>
@@ -2888,7 +2875,7 @@
                 <w:bCs/>
                 <w:color w:val="FFFFFF"/>
               </w:rPr>
-              <w:t>Week</w:t>
+              <w:t>Marta</w:t>
             </w:r>
           </w:p>
         </w:tc>
@@ -2919,7 +2906,7 @@
                 <w:bCs/>
                 <w:color w:val="FFFFFF"/>
               </w:rPr>
-              <w:t>Person 1</w:t>
+              <w:t>Anna/Weidong</w:t>
             </w:r>
           </w:p>
         </w:tc>
@@ -2950,38 +2937,7 @@
                 <w:bCs/>
                 <w:color w:val="FFFFFF"/>
               </w:rPr>
-              <w:t>Persons 2-3</w:t>
-            </w:r>
-          </w:p>
-        </w:tc>
-        <w:tc>
-          <w:tcPr>
-            <w:tcW w:w="0" w:type="auto"/>
-            <w:tcBorders>
-              <w:top w:val="single" w:sz="1" w:space="0" w:color="CCCCCC"/>
-              <w:left w:val="single" w:sz="1" w:space="0" w:color="CCCCCC"/>
-              <w:bottom w:val="single" w:sz="1" w:space="0" w:color="CCCCCC"/>
-              <w:right w:val="single" w:sz="1" w:space="0" w:color="CCCCCC"/>
-            </w:tcBorders>
-            <w:shd w:val="clear" w:color="auto" w:fill="2E75B6"/>
-            <w:tcMar>
-              <w:top w:w="100" w:type="dxa"/>
-              <w:left w:w="120" w:type="dxa"/>
-              <w:bottom w:w="100" w:type="dxa"/>
-              <w:right w:w="120" w:type="dxa"/>
-            </w:tcMar>
-          </w:tcPr>
-          <w:p>
-            <w:pPr>
-              <w:jc w:val="center"/>
-            </w:pPr>
-            <w:r>
-              <w:rPr>
-                <w:b/>
-                <w:bCs/>
-                <w:color w:val="FFFFFF"/>
-              </w:rPr>
-              <w:t>Person 4</w:t>
+              <w:t>Zuzia</w:t>
             </w:r>
           </w:p>
         </w:tc>
@@ -3004,35 +2960,6 @@
             </w:tcMar>
           </w:tcPr>
           <w:p>
-            <w:pPr>
-              <w:jc w:val="center"/>
-            </w:pPr>
-            <w:r>
-              <w:rPr>
-                <w:b/>
-                <w:bCs/>
-              </w:rPr>
-              <w:t>Week 1</w:t>
-            </w:r>
-          </w:p>
-        </w:tc>
-        <w:tc>
-          <w:tcPr>
-            <w:tcW w:w="0" w:type="auto"/>
-            <w:tcBorders>
-              <w:top w:val="single" w:sz="1" w:space="0" w:color="CCCCCC"/>
-              <w:left w:val="single" w:sz="1" w:space="0" w:color="CCCCCC"/>
-              <w:bottom w:val="single" w:sz="1" w:space="0" w:color="CCCCCC"/>
-              <w:right w:val="single" w:sz="1" w:space="0" w:color="CCCCCC"/>
-            </w:tcBorders>
-            <w:tcMar>
-              <w:top w:w="80" w:type="dxa"/>
-              <w:left w:w="120" w:type="dxa"/>
-              <w:bottom w:w="80" w:type="dxa"/>
-              <w:right w:w="120" w:type="dxa"/>
-            </w:tcMar>
-          </w:tcPr>
-          <w:p>
             <w:r>
               <w:t>✓ Data Pipeline Complete</w:t>
             </w:r>
@@ -3101,15 +3028,8 @@
             </w:tcMar>
           </w:tcPr>
           <w:p>
-            <w:pPr>
-              <w:jc w:val="center"/>
-            </w:pPr>
-            <w:r>
-              <w:rPr>
-                <w:b/>
-                <w:bCs/>
-              </w:rPr>
-              <w:t>Week 2</w:t>
+            <w:r>
+              <w:t>Code review support</w:t>
             </w:r>
           </w:p>
         </w:tc>
@@ -3131,7 +3051,7 @@
           </w:tcPr>
           <w:p>
             <w:r>
-              <w:t>Code review support</w:t>
+              <w:t>✓ Model training (parallel)</w:t>
             </w:r>
           </w:p>
         </w:tc>
@@ -3153,63 +3073,12 @@
           </w:tcPr>
           <w:p>
             <w:r>
-              <w:t>✓ Model training (parallel)</w:t>
-            </w:r>
-          </w:p>
-        </w:tc>
-        <w:tc>
-          <w:tcPr>
-            <w:tcW w:w="0" w:type="auto"/>
-            <w:tcBorders>
-              <w:top w:val="single" w:sz="1" w:space="0" w:color="CCCCCC"/>
-              <w:left w:val="single" w:sz="1" w:space="0" w:color="CCCCCC"/>
-              <w:bottom w:val="single" w:sz="1" w:space="0" w:color="CCCCCC"/>
-              <w:right w:val="single" w:sz="1" w:space="0" w:color="CCCCCC"/>
-            </w:tcBorders>
-            <w:tcMar>
-              <w:top w:w="80" w:type="dxa"/>
-              <w:left w:w="120" w:type="dxa"/>
-              <w:bottom w:w="80" w:type="dxa"/>
-              <w:right w:w="120" w:type="dxa"/>
-            </w:tcMar>
-          </w:tcPr>
-          <w:p>
-            <w:r>
               <w:t>Setup &amp; waiting</w:t>
             </w:r>
           </w:p>
         </w:tc>
       </w:tr>
       <w:tr>
-        <w:tc>
-          <w:tcPr>
-            <w:tcW w:w="0" w:type="auto"/>
-            <w:tcBorders>
-              <w:top w:val="single" w:sz="1" w:space="0" w:color="CCCCCC"/>
-              <w:left w:val="single" w:sz="1" w:space="0" w:color="CCCCCC"/>
-              <w:bottom w:val="single" w:sz="1" w:space="0" w:color="CCCCCC"/>
-              <w:right w:val="single" w:sz="1" w:space="0" w:color="CCCCCC"/>
-            </w:tcBorders>
-            <w:tcMar>
-              <w:top w:w="80" w:type="dxa"/>
-              <w:left w:w="120" w:type="dxa"/>
-              <w:bottom w:w="80" w:type="dxa"/>
-              <w:right w:w="120" w:type="dxa"/>
-            </w:tcMar>
-          </w:tcPr>
-          <w:p>
-            <w:pPr>
-              <w:jc w:val="center"/>
-            </w:pPr>
-            <w:r>
-              <w:rPr>
-                <w:b/>
-                <w:bCs/>
-              </w:rPr>
-              <w:t>Week 3</w:t>
-            </w:r>
-          </w:p>
-        </w:tc>
         <w:tc>
           <w:tcPr>
             <w:tcW w:w="0" w:type="auto"/>
